--- a/inst/_extensions/wjschne/apaquarto/apaquarto.docx
+++ b/inst/_extensions/wjschne/apaquarto/apaquarto.docx
@@ -1203,6 +1203,46 @@
     <w:pPr>
       <w:spacing w:before="60" w:after="60"/>
     </w:pPr>
+    <w:tblPr>
+      <w:tblInd w:w="0" w:type="dxa"/>
+      <w:tblBorders>
+        <w:bottom w:val="single" w:sz="4" w:space="0" w:color="auto"/>
+      </w:tblBorders>
+      <w:tblCellMar>
+        <w:top w:w="58" w:type="dxa"/>
+        <w:left w:w="58" w:type="dxa"/>
+        <w:bottom w:w="58" w:type="dxa"/>
+        <w:right w:w="58" w:type="dxa"/>
+      </w:tblCellMar>
+    </w:tblPr>
+    <w:tcPr>
+      <w:vAlign w:val="center"/>
+    </w:tcPr>
+    <w:tblStylePr w:type="firstRow">
+      <w:tblPr/>
+      <w:tcPr>
+        <w:tcBorders>
+          <w:top w:val="single" w:sz="4" w:space="0" w:color="auto"/>
+          <w:left w:val="nil"/>
+          <w:bottom w:val="single" w:sz="4" w:space="0" w:color="auto"/>
+          <w:right w:val="nil"/>
+          <w:insideH w:val="nil"/>
+          <w:insideV w:val="nil"/>
+          <w:tl2br w:val="nil"/>
+          <w:tr2bl w:val="nil"/>
+        </w:tcBorders>
+      </w:tcPr>
+    </w:tblStylePr>
+  </w:style>
+  <w:style w:type="table" w:customStyle="1" w:styleId="Table10">
+    <w:name w:val="Table10"/>
+    <w:semiHidden/>
+    <w:unhideWhenUsed/>
+    <w:qFormat/>
+    <w:rsid w:val="00387689"/>
+    <w:pPr>
+      <w:spacing w:before="60" w:after="60"/>
+    </w:pPr>
     <w:rPr>
       <w:sz w:val="20"/>
       <w:szCs w:val="20"/>
